--- a/data/outputs/v2/General_Science/SS1.3_Nutrition_in_Animals/quiz/General_Science_G10_SS1.3_Nutrition_in_Animals_L4_AnswerKey.docx
+++ b/data/outputs/v2/General_Science/SS1.3_Nutrition_in_Animals/quiz/General_Science_G10_SS1.3_Nutrition_in_Animals_L4_AnswerKey.docx
@@ -1405,7 +1405,7 @@
         </w:rPr>
         <w:t xml:space="preserve">© 2026 SeaVuria and ARES. Aligned with KICD objectives. Developed by SeaVuria; technical implementation by ARES (with AI assistance from Claude). Licensed under </w:t>
       </w:r>
-      <w:hyperlink w:history="1" r:id="rIdbrhjivrpyrey-8tgclqn_">
+      <w:hyperlink w:history="1" r:id="rIdoznfain06dxavocogv8fd">
         <w:r>
           <w:rPr>
             <w:rFonts w:ascii="Arial" w:cs="Arial" w:eastAsia="Arial" w:hAnsi="Arial"/>
@@ -1426,7 +1426,7 @@
         </w:rPr>
         <w:t xml:space="preserve"> (</w:t>
       </w:r>
-      <w:hyperlink w:history="1" r:id="rIdfhr_d9iqbwchxi3ylijgf">
+      <w:hyperlink w:history="1" r:id="rIdaeiskoxmfma6szu8o0fwb">
         <w:r>
           <w:rPr>
             <w:rFonts w:ascii="Arial" w:cs="Arial" w:eastAsia="Arial" w:hAnsi="Arial"/>

--- a/data/outputs/v2/General_Science/SS1.3_Nutrition_in_Animals/quiz/General_Science_G10_SS1.3_Nutrition_in_Animals_L4_AnswerKey.docx
+++ b/data/outputs/v2/General_Science/SS1.3_Nutrition_in_Animals/quiz/General_Science_G10_SS1.3_Nutrition_in_Animals_L4_AnswerKey.docx
@@ -1405,7 +1405,7 @@
         </w:rPr>
         <w:t xml:space="preserve">© 2026 SeaVuria and ARES. Aligned with KICD objectives. Developed by SeaVuria; technical implementation by ARES (with AI assistance from Claude). Licensed under </w:t>
       </w:r>
-      <w:hyperlink w:history="1" r:id="rIdoznfain06dxavocogv8fd">
+      <w:hyperlink w:history="1" r:id="rIde9zdjx_dzq6mu3socxozc">
         <w:r>
           <w:rPr>
             <w:rFonts w:ascii="Arial" w:cs="Arial" w:eastAsia="Arial" w:hAnsi="Arial"/>
@@ -1426,7 +1426,7 @@
         </w:rPr>
         <w:t xml:space="preserve"> (</w:t>
       </w:r>
-      <w:hyperlink w:history="1" r:id="rIdaeiskoxmfma6szu8o0fwb">
+      <w:hyperlink w:history="1" r:id="rIdrebo57vfacm6-a-er-3bn">
         <w:r>
           <w:rPr>
             <w:rFonts w:ascii="Arial" w:cs="Arial" w:eastAsia="Arial" w:hAnsi="Arial"/>

--- a/data/outputs/v2/General_Science/SS1.3_Nutrition_in_Animals/quiz/General_Science_G10_SS1.3_Nutrition_in_Animals_L4_AnswerKey.docx
+++ b/data/outputs/v2/General_Science/SS1.3_Nutrition_in_Animals/quiz/General_Science_G10_SS1.3_Nutrition_in_Animals_L4_AnswerKey.docx
@@ -1405,7 +1405,7 @@
         </w:rPr>
         <w:t xml:space="preserve">© 2026 SeaVuria and ARES. Aligned with KICD objectives. Developed by SeaVuria; technical implementation by ARES (with AI assistance from Claude). Licensed under </w:t>
       </w:r>
-      <w:hyperlink w:history="1" r:id="rIde9zdjx_dzq6mu3socxozc">
+      <w:hyperlink w:history="1" r:id="rIdogtstnj4uv5lvo1b69el0">
         <w:r>
           <w:rPr>
             <w:rFonts w:ascii="Arial" w:cs="Arial" w:eastAsia="Arial" w:hAnsi="Arial"/>
@@ -1426,7 +1426,7 @@
         </w:rPr>
         <w:t xml:space="preserve"> (</w:t>
       </w:r>
-      <w:hyperlink w:history="1" r:id="rIdrebo57vfacm6-a-er-3bn">
+      <w:hyperlink w:history="1" r:id="rIdcyrvxnwt4lx-99jyb6ope">
         <w:r>
           <w:rPr>
             <w:rFonts w:ascii="Arial" w:cs="Arial" w:eastAsia="Arial" w:hAnsi="Arial"/>
